--- a/downloads/teacher/04 Units/Unit 03 - Human Development and Relationships - Growing Up, Getting Along/Lesson 03.18 - Project Babysitters Activity Kit.docx
+++ b/downloads/teacher/04 Units/Unit 03 - Human Development and Relationships - Growing Up, Getting Along/Lesson 03.18 - Project Babysitters Activity Kit.docx
@@ -298,23 +298,41 @@
       <w:r>
         <w:t xml:space="preserve">By the end of this lesson, students will be able to:</w:t>
       </w:r>
-      <w:r>
-        <w:t xml:space="preserve"> </w:t>
-      </w:r>
-      <w:r>
-        <w:t xml:space="preserve">1. (Low) Given the four development areas (physical, social, emotional, intellectual) and the ages 2 to 6, identify one thing a child of the chosen age is working on in each area and select a kit type from the menu that fits one of them.</w:t>
-      </w:r>
-      <w:r>
-        <w:t xml:space="preserve"> </w:t>
-      </w:r>
-      <w:r>
-        <w:t xml:space="preserve">2. (Mid) Given the plan template, the $5 materials limit, and the safety checklist, design and build an activity kit for a child of a chosen age that passes every line of the checklist, and write a parent instruction card in plain language.</w:t>
-      </w:r>
-      <w:r>
-        <w:t xml:space="preserve"> </w:t>
-      </w:r>
-      <w:r>
-        <w:t xml:space="preserve">3. (High) After testing the kit with a partner playing the child’s age, evaluate what worked and what did not against the plan’s criteria, revise one thing, present the kit in a two-minute demo, and self-assess on the rubric with evidence.</w:t>
+    </w:p>
+    <w:p>
+      <w:pPr>
+        <w:numPr>
+          <w:ilvl w:val="0"/>
+          <w:numId w:val="1002"/>
+        </w:numPr>
+        <w:pStyle w:val="Compact"/>
+      </w:pPr>
+      <w:r>
+        <w:t xml:space="preserve">(Low) Given the four development areas (physical, social, emotional, intellectual) and the ages 2 to 6, identify one thing a child of the chosen age is working on in each area and select a kit type from the menu that fits one of them.</w:t>
+      </w:r>
+    </w:p>
+    <w:p>
+      <w:pPr>
+        <w:numPr>
+          <w:ilvl w:val="0"/>
+          <w:numId w:val="1002"/>
+        </w:numPr>
+        <w:pStyle w:val="Compact"/>
+      </w:pPr>
+      <w:r>
+        <w:t xml:space="preserve">(Mid) Given the plan template, the $5 materials limit, and the safety checklist, design and build an activity kit for a child of a chosen age that passes every line of the checklist, and write a parent instruction card in plain language.</w:t>
+      </w:r>
+    </w:p>
+    <w:p>
+      <w:pPr>
+        <w:numPr>
+          <w:ilvl w:val="0"/>
+          <w:numId w:val="1002"/>
+        </w:numPr>
+        <w:pStyle w:val="Compact"/>
+      </w:pPr>
+      <w:r>
+        <w:t xml:space="preserve">(High) After testing the kit with a partner playing the child’s age, evaluate what worked and what did not against the plan’s criteria, revise one thing, present the kit in a two-minute demo, and self-assess on the rubric with evidence.</w:t>
       </w:r>
     </w:p>
     <w:p>
@@ -364,7 +382,7 @@
       <w:pPr>
         <w:numPr>
           <w:ilvl w:val="0"/>
-          <w:numId w:val="1002"/>
+          <w:numId w:val="1003"/>
         </w:numPr>
         <w:pStyle w:val="Compact"/>
       </w:pPr>
@@ -385,7 +403,7 @@
       <w:pPr>
         <w:numPr>
           <w:ilvl w:val="0"/>
-          <w:numId w:val="1002"/>
+          <w:numId w:val="1003"/>
         </w:numPr>
         <w:pStyle w:val="Compact"/>
       </w:pPr>
@@ -406,7 +424,7 @@
       <w:pPr>
         <w:numPr>
           <w:ilvl w:val="0"/>
-          <w:numId w:val="1002"/>
+          <w:numId w:val="1003"/>
         </w:numPr>
         <w:pStyle w:val="Compact"/>
       </w:pPr>
@@ -427,7 +445,7 @@
       <w:pPr>
         <w:numPr>
           <w:ilvl w:val="0"/>
-          <w:numId w:val="1002"/>
+          <w:numId w:val="1003"/>
         </w:numPr>
         <w:pStyle w:val="Compact"/>
       </w:pPr>
@@ -454,7 +472,7 @@
       <w:pPr>
         <w:numPr>
           <w:ilvl w:val="0"/>
-          <w:numId w:val="1002"/>
+          <w:numId w:val="1003"/>
         </w:numPr>
         <w:pStyle w:val="Compact"/>
       </w:pPr>
@@ -481,7 +499,7 @@
       <w:pPr>
         <w:numPr>
           <w:ilvl w:val="0"/>
-          <w:numId w:val="1002"/>
+          <w:numId w:val="1003"/>
         </w:numPr>
         <w:pStyle w:val="Compact"/>
       </w:pPr>
@@ -493,7 +511,7 @@
       <w:pPr>
         <w:numPr>
           <w:ilvl w:val="0"/>
-          <w:numId w:val="1002"/>
+          <w:numId w:val="1003"/>
         </w:numPr>
         <w:pStyle w:val="Compact"/>
       </w:pPr>
@@ -505,7 +523,7 @@
       <w:pPr>
         <w:numPr>
           <w:ilvl w:val="0"/>
-          <w:numId w:val="1002"/>
+          <w:numId w:val="1003"/>
         </w:numPr>
         <w:pStyle w:val="Compact"/>
       </w:pPr>
@@ -1674,23 +1692,121 @@
       <w:r>
         <w:t xml:space="preserve">Monitor understanding:</w:t>
       </w:r>
-      <w:r>
-        <w:t xml:space="preserve"> </w:t>
-      </w:r>
-      <w:r>
-        <w:t xml:space="preserve">- What age is your kit for and what is that child working on? Which area is that?</w:t>
-      </w:r>
-      <w:r>
-        <w:t xml:space="preserve"> </w:t>
-      </w:r>
-      <w:r>
-        <w:t xml:space="preserve">- Does anything in your kit fit through the tube? If so, what did you do about it?</w:t>
-      </w:r>
-      <w:r>
-        <w:t xml:space="preserve"> </w:t>
-      </w:r>
-      <w:r>
-        <w:t xml:space="preserve">- What does your parent card say the child should not do alone?</w:t>
+    </w:p>
+    <w:p>
+      <w:pPr>
+        <w:numPr>
+          <w:ilvl w:val="0"/>
+          <w:numId w:val="1004"/>
+        </w:numPr>
+        <w:pStyle w:val="Compact"/>
+      </w:pPr>
+      <w:r>
+        <w:t xml:space="preserve">What age is your kit for and what is that child working on? Which area is that?</w:t>
+      </w:r>
+    </w:p>
+    <w:p>
+      <w:pPr>
+        <w:numPr>
+          <w:ilvl w:val="0"/>
+          <w:numId w:val="1004"/>
+        </w:numPr>
+        <w:pStyle w:val="Compact"/>
+      </w:pPr>
+      <w:r>
+        <w:t xml:space="preserve">Does anything in your kit fit through the tube? If so, what did you do about it?</w:t>
+      </w:r>
+    </w:p>
+    <w:p>
+      <w:pPr>
+        <w:numPr>
+          <w:ilvl w:val="0"/>
+          <w:numId w:val="1004"/>
+        </w:numPr>
+        <w:pStyle w:val="Compact"/>
+      </w:pPr>
+      <w:r>
+        <w:t xml:space="preserve">What does your parent card say the child should not do alone?</w:t>
+      </w:r>
+    </w:p>
+    <w:p>
+      <w:pPr>
+        <w:pStyle w:val="FirstParagraph"/>
+      </w:pPr>
+      <w:r>
+        <w:t xml:space="preserve">Deepen learning:</w:t>
+      </w:r>
+    </w:p>
+    <w:p>
+      <w:pPr>
+        <w:numPr>
+          <w:ilvl w:val="0"/>
+          <w:numId w:val="1005"/>
+        </w:numPr>
+        <w:pStyle w:val="Compact"/>
+      </w:pPr>
+      <w:r>
+        <w:t xml:space="preserve">Your partner playing a 2 year old put the kit in their mouth. Was that the tester’s fault or the kit’s?</w:t>
+      </w:r>
+    </w:p>
+    <w:p>
+      <w:pPr>
+        <w:numPr>
+          <w:ilvl w:val="0"/>
+          <w:numId w:val="1005"/>
+        </w:numPr>
+        <w:pStyle w:val="Compact"/>
+      </w:pPr>
+      <w:r>
+        <w:t xml:space="preserve">Why does the parent card have to be in plain language when you know the real words (fine motor, sensory)?</w:t>
+      </w:r>
+    </w:p>
+    <w:p>
+      <w:pPr>
+        <w:numPr>
+          <w:ilvl w:val="0"/>
+          <w:numId w:val="1005"/>
+        </w:numPr>
+        <w:pStyle w:val="Compact"/>
+      </w:pPr>
+      <w:r>
+        <w:t xml:space="preserve">If a parent asked</w:t>
+      </w:r>
+      <w:r>
+        <w:t xml:space="preserve"> </w:t>
+      </w:r>
+      <w:r>
+        <w:t xml:space="preserve">“</w:t>
+      </w:r>
+      <w:r>
+        <w:t xml:space="preserve">why this and not a tablet,</w:t>
+      </w:r>
+      <w:r>
+        <w:t xml:space="preserve">”</w:t>
+      </w:r>
+      <w:r>
+        <w:t xml:space="preserve"> </w:t>
+      </w:r>
+      <w:r>
+        <w:t xml:space="preserve">what would you say?</w:t>
+      </w:r>
+    </w:p>
+    <w:p>
+      <w:pPr>
+        <w:pStyle w:val="Heading2"/>
+      </w:pPr>
+      <w:bookmarkStart w:id="30" w:name="check-for-understanding"/>
+      <w:r>
+        <w:t xml:space="preserve">Check for understanding</w:t>
+      </w:r>
+      <w:bookmarkEnd w:id="30"/>
+    </w:p>
+    <w:p>
+      <w:pPr>
+        <w:pStyle w:val="FirstParagraph"/>
+      </w:pPr>
+      <w:r>
+        <w:t xml:space="preserve">Day 1: every plan is signed only when it names the age, the area, the one thing the child is working on, a total under $5, and a first safety check. That signature is the check.</w:t>
       </w:r>
     </w:p>
     <w:p>
@@ -1698,25 +1814,7 @@
         <w:pStyle w:val="BodyText"/>
       </w:pPr>
       <w:r>
-        <w:t xml:space="preserve">Deepen learning:</w:t>
-      </w:r>
-      <w:r>
-        <w:t xml:space="preserve"> </w:t>
-      </w:r>
-      <w:r>
-        <w:t xml:space="preserve">- Your partner playing a 2 year old put the kit in their mouth. Was that the tester’s fault or the kit’s?</w:t>
-      </w:r>
-      <w:r>
-        <w:t xml:space="preserve"> </w:t>
-      </w:r>
-      <w:r>
-        <w:t xml:space="preserve">- Why does the parent card have to be in plain language when you know the real words (fine motor, sensory)?</w:t>
-      </w:r>
-      <w:r>
-        <w:t xml:space="preserve"> </w:t>
-      </w:r>
-      <w:r>
-        <w:t xml:space="preserve">- If a parent asked</w:t>
+        <w:t xml:space="preserve">Day 2: clipboard checklist during the build, one line per student:</w:t>
       </w:r>
       <w:r>
         <w:t xml:space="preserve"> </w:t>
@@ -1725,7 +1823,7 @@
         <w:t xml:space="preserve">“</w:t>
       </w:r>
       <w:r>
-        <w:t xml:space="preserve">why this and not a tablet,</w:t>
+        <w:t xml:space="preserve">building what the plan says or wrote the change,</w:t>
       </w:r>
       <w:r>
         <w:t xml:space="preserve">”</w:t>
@@ -1734,33 +1832,163 @@
         <w:t xml:space="preserve"> </w:t>
       </w:r>
       <w:r>
-        <w:t xml:space="preserve">what would you say?</w:t>
+        <w:t xml:space="preserve">“</w:t>
+      </w:r>
+      <w:r>
+        <w:t xml:space="preserve">tube rule handled,</w:t>
+      </w:r>
+      <w:r>
+        <w:t xml:space="preserve">”</w:t>
+      </w:r>
+      <w:r>
+        <w:t xml:space="preserve"> </w:t>
+      </w:r>
+      <w:r>
+        <w:t xml:space="preserve">“</w:t>
+      </w:r>
+      <w:r>
+        <w:t xml:space="preserve">card in plain language with the three steps.</w:t>
+      </w:r>
+      <w:r>
+        <w:t xml:space="preserve">”</w:t>
+      </w:r>
+      <w:r>
+        <w:t xml:space="preserve"> </w:t>
+      </w:r>
+      <w:r>
+        <w:t xml:space="preserve">A student whose card says</w:t>
+      </w:r>
+      <w:r>
+        <w:t xml:space="preserve"> </w:t>
+      </w:r>
+      <w:r>
+        <w:t xml:space="preserve">“</w:t>
+      </w:r>
+      <w:r>
+        <w:t xml:space="preserve">builds fine motor skills</w:t>
+      </w:r>
+      <w:r>
+        <w:t xml:space="preserve">”</w:t>
+      </w:r>
+      <w:r>
+        <w:t xml:space="preserve"> </w:t>
+      </w:r>
+      <w:r>
+        <w:t xml:space="preserve">and nothing else gets the question</w:t>
+      </w:r>
+      <w:r>
+        <w:t xml:space="preserve"> </w:t>
+      </w:r>
+      <w:r>
+        <w:t xml:space="preserve">“</w:t>
+      </w:r>
+      <w:r>
+        <w:t xml:space="preserve">what would a parent see the child doing?</w:t>
+      </w:r>
+      <w:r>
+        <w:t xml:space="preserve">”</w:t>
+      </w:r>
+    </w:p>
+    <w:p>
+      <w:pPr>
+        <w:pStyle w:val="BodyText"/>
+      </w:pPr>
+      <w:r>
+        <w:t xml:space="preserve">Day 3: the test notes on the plan (what worked, what did not, one change). A student whose</w:t>
+      </w:r>
+      <w:r>
+        <w:t xml:space="preserve"> </w:t>
+      </w:r>
+      <w:r>
+        <w:t xml:space="preserve">“</w:t>
+      </w:r>
+      <w:r>
+        <w:t xml:space="preserve">one change</w:t>
+      </w:r>
+      <w:r>
+        <w:t xml:space="preserve">”</w:t>
+      </w:r>
+      <w:r>
+        <w:t xml:space="preserve"> </w:t>
+      </w:r>
+      <w:r>
+        <w:t xml:space="preserve">is blank did not test hard enough; send the partner back as a harder three year old.</w:t>
       </w:r>
     </w:p>
     <w:p>
       <w:pPr>
         <w:pStyle w:val="Heading2"/>
       </w:pPr>
-      <w:bookmarkStart w:id="30" w:name="check-for-understanding"/>
-      <w:r>
-        <w:t xml:space="preserve">Check for understanding</w:t>
-      </w:r>
-      <w:bookmarkEnd w:id="30"/>
+      <w:bookmarkStart w:id="31" w:name="X66570772c230c907ffa699435a2ff8342d43c1f"/>
+      <w:r>
+        <w:t xml:space="preserve">Closure (Time: 4 min Day 1; 3 min Day 2; 5 min Day 3)</w:t>
+      </w:r>
+      <w:bookmarkEnd w:id="31"/>
     </w:p>
     <w:p>
       <w:pPr>
         <w:pStyle w:val="FirstParagraph"/>
       </w:pPr>
       <w:r>
-        <w:t xml:space="preserve">Day 1: every plan is signed only when it names the age, the area, the one thing the child is working on, a total under $5, and a first safety check. That signature is the check.</w:t>
-      </w:r>
-    </w:p>
-    <w:p>
-      <w:pPr>
-        <w:pStyle w:val="BodyText"/>
-      </w:pPr>
-      <w:r>
-        <w:t xml:space="preserve">Day 2: clipboard checklist during the build, one line per student:</w:t>
+        <w:t xml:space="preserve">Day 1 and Day 2 closures are in the procedure tables above. Day 3: the self-assessment and submission (Step 3) is the closure. Then one round of voice: three students name one kit from the showcase (by its name, not its maker) that they would bring to a real job, and why.</w:t>
+      </w:r>
+    </w:p>
+    <w:p>
+      <w:pPr>
+        <w:pStyle w:val="Heading2"/>
+      </w:pPr>
+      <w:bookmarkStart w:id="32" w:name="differentiation-and-supports"/>
+      <w:r>
+        <w:t xml:space="preserve">Differentiation and supports</w:t>
+      </w:r>
+      <w:bookmarkEnd w:id="32"/>
+    </w:p>
+    <w:p>
+      <w:pPr>
+        <w:numPr>
+          <w:ilvl w:val="0"/>
+          <w:numId w:val="1006"/>
+        </w:numPr>
+        <w:pStyle w:val="Compact"/>
+      </w:pPr>
+      <w:r>
+        <w:t xml:space="preserve">ELL: the kit menu has a picture for each type; the ages-and-stages chart uses short lines with an icon per area; the parent card has a picture-card option (draw the three steps, label each with one word) and sentence starters in Turkish, Portuguese, and Spanish on the project sheet (marked [check with a native speaker]); the demo may be given in a home language with the card in English, or the card may be in two languages, which a real parent might want.</w:t>
+      </w:r>
+    </w:p>
+    <w:p>
+      <w:pPr>
+        <w:numPr>
+          <w:ilvl w:val="0"/>
+          <w:numId w:val="1006"/>
+        </w:numPr>
+        <w:pStyle w:val="Compact"/>
+      </w:pPr>
+      <w:r>
+        <w:t xml:space="preserve">IEP and 504 (general): choice of working alone or in a pair; the plan template has checkboxes for age, area, and kit type; the parent card can be the picture version; the demo can be given to the teacher only at the table; extended time means the card can finish at the start of Day 3; the self-assessment has sentence frames; a student who cannot build with small pieces chooses the movement game or the story with props, which use large items.</w:t>
+      </w:r>
+    </w:p>
+    <w:p>
+      <w:pPr>
+        <w:numPr>
+          <w:ilvl w:val="0"/>
+          <w:numId w:val="1006"/>
+        </w:numPr>
+        <w:pStyle w:val="Compact"/>
+      </w:pPr>
+      <w:r>
+        <w:t xml:space="preserve">Grade 6 support: the kit menu is three types (sensory bag, sorting game, simple craft); the age is 3 or 4; the parent card is the three steps and one safety line; the demo is one minute.</w:t>
+      </w:r>
+    </w:p>
+    <w:p>
+      <w:pPr>
+        <w:numPr>
+          <w:ilvl w:val="0"/>
+          <w:numId w:val="1006"/>
+        </w:numPr>
+        <w:pStyle w:val="Compact"/>
+      </w:pPr>
+      <w:r>
+        <w:t xml:space="preserve">Grade 8 stretch: the kit must include a</w:t>
       </w:r>
       <w:r>
         <w:t xml:space="preserve"> </w:t>
@@ -1769,7 +1997,7 @@
         <w:t xml:space="preserve">“</w:t>
       </w:r>
       <w:r>
-        <w:t xml:space="preserve">building what the plan says or wrote the change,</w:t>
+        <w:t xml:space="preserve">make it harder</w:t>
       </w:r>
       <w:r>
         <w:t xml:space="preserve">”</w:t>
@@ -1778,180 +2006,6 @@
         <w:t xml:space="preserve"> </w:t>
       </w:r>
       <w:r>
-        <w:t xml:space="preserve">“</w:t>
-      </w:r>
-      <w:r>
-        <w:t xml:space="preserve">tube rule handled,</w:t>
-      </w:r>
-      <w:r>
-        <w:t xml:space="preserve">”</w:t>
-      </w:r>
-      <w:r>
-        <w:t xml:space="preserve"> </w:t>
-      </w:r>
-      <w:r>
-        <w:t xml:space="preserve">“</w:t>
-      </w:r>
-      <w:r>
-        <w:t xml:space="preserve">card in plain language with the three steps.</w:t>
-      </w:r>
-      <w:r>
-        <w:t xml:space="preserve">”</w:t>
-      </w:r>
-      <w:r>
-        <w:t xml:space="preserve"> </w:t>
-      </w:r>
-      <w:r>
-        <w:t xml:space="preserve">A student whose card says</w:t>
-      </w:r>
-      <w:r>
-        <w:t xml:space="preserve"> </w:t>
-      </w:r>
-      <w:r>
-        <w:t xml:space="preserve">“</w:t>
-      </w:r>
-      <w:r>
-        <w:t xml:space="preserve">builds fine motor skills</w:t>
-      </w:r>
-      <w:r>
-        <w:t xml:space="preserve">”</w:t>
-      </w:r>
-      <w:r>
-        <w:t xml:space="preserve"> </w:t>
-      </w:r>
-      <w:r>
-        <w:t xml:space="preserve">and nothing else gets the question</w:t>
-      </w:r>
-      <w:r>
-        <w:t xml:space="preserve"> </w:t>
-      </w:r>
-      <w:r>
-        <w:t xml:space="preserve">“</w:t>
-      </w:r>
-      <w:r>
-        <w:t xml:space="preserve">what would a parent see the child doing?</w:t>
-      </w:r>
-      <w:r>
-        <w:t xml:space="preserve">”</w:t>
-      </w:r>
-    </w:p>
-    <w:p>
-      <w:pPr>
-        <w:pStyle w:val="BodyText"/>
-      </w:pPr>
-      <w:r>
-        <w:t xml:space="preserve">Day 3: the test notes on the plan (what worked, what did not, one change). A student whose</w:t>
-      </w:r>
-      <w:r>
-        <w:t xml:space="preserve"> </w:t>
-      </w:r>
-      <w:r>
-        <w:t xml:space="preserve">“</w:t>
-      </w:r>
-      <w:r>
-        <w:t xml:space="preserve">one change</w:t>
-      </w:r>
-      <w:r>
-        <w:t xml:space="preserve">”</w:t>
-      </w:r>
-      <w:r>
-        <w:t xml:space="preserve"> </w:t>
-      </w:r>
-      <w:r>
-        <w:t xml:space="preserve">is blank did not test hard enough; send the partner back as a harder three year old.</w:t>
-      </w:r>
-    </w:p>
-    <w:p>
-      <w:pPr>
-        <w:pStyle w:val="Heading2"/>
-      </w:pPr>
-      <w:bookmarkStart w:id="31" w:name="X66570772c230c907ffa699435a2ff8342d43c1f"/>
-      <w:r>
-        <w:t xml:space="preserve">Closure (Time: 4 min Day 1; 3 min Day 2; 5 min Day 3)</w:t>
-      </w:r>
-      <w:bookmarkEnd w:id="31"/>
-    </w:p>
-    <w:p>
-      <w:pPr>
-        <w:pStyle w:val="FirstParagraph"/>
-      </w:pPr>
-      <w:r>
-        <w:t xml:space="preserve">Day 1 and Day 2 closures are in the procedure tables above. Day 3: the self-assessment and submission (Step 3) is the closure. Then one round of voice: three students name one kit from the showcase (by its name, not its maker) that they would bring to a real job, and why.</w:t>
-      </w:r>
-    </w:p>
-    <w:p>
-      <w:pPr>
-        <w:pStyle w:val="Heading2"/>
-      </w:pPr>
-      <w:bookmarkStart w:id="32" w:name="differentiation-and-supports"/>
-      <w:r>
-        <w:t xml:space="preserve">Differentiation and supports</w:t>
-      </w:r>
-      <w:bookmarkEnd w:id="32"/>
-    </w:p>
-    <w:p>
-      <w:pPr>
-        <w:numPr>
-          <w:ilvl w:val="0"/>
-          <w:numId w:val="1003"/>
-        </w:numPr>
-        <w:pStyle w:val="Compact"/>
-      </w:pPr>
-      <w:r>
-        <w:t xml:space="preserve">ELL: the kit menu has a picture for each type; the ages-and-stages chart uses short lines with an icon per area; the parent card has a picture-card option (draw the three steps, label each with one word) and sentence starters in Turkish, Portuguese, and Spanish on the project sheet (marked [check with a native speaker]); the demo may be given in a home language with the card in English, or the card may be in two languages, which a real parent might want.</w:t>
-      </w:r>
-    </w:p>
-    <w:p>
-      <w:pPr>
-        <w:numPr>
-          <w:ilvl w:val="0"/>
-          <w:numId w:val="1003"/>
-        </w:numPr>
-        <w:pStyle w:val="Compact"/>
-      </w:pPr>
-      <w:r>
-        <w:t xml:space="preserve">IEP and 504 (general): choice of working alone or in a pair; the plan template has checkboxes for age, area, and kit type; the parent card can be the picture version; the demo can be given to the teacher only at the table; extended time means the card can finish at the start of Day 3; the self-assessment has sentence frames; a student who cannot build with small pieces chooses the movement game or the story with props, which use large items.</w:t>
-      </w:r>
-    </w:p>
-    <w:p>
-      <w:pPr>
-        <w:numPr>
-          <w:ilvl w:val="0"/>
-          <w:numId w:val="1003"/>
-        </w:numPr>
-        <w:pStyle w:val="Compact"/>
-      </w:pPr>
-      <w:r>
-        <w:t xml:space="preserve">Grade 6 support: the kit menu is three types (sensory bag, sorting game, simple craft); the age is 3 or 4; the parent card is the three steps and one safety line; the demo is one minute.</w:t>
-      </w:r>
-    </w:p>
-    <w:p>
-      <w:pPr>
-        <w:numPr>
-          <w:ilvl w:val="0"/>
-          <w:numId w:val="1003"/>
-        </w:numPr>
-        <w:pStyle w:val="Compact"/>
-      </w:pPr>
-      <w:r>
-        <w:t xml:space="preserve">Grade 8 stretch: the kit must include a</w:t>
-      </w:r>
-      <w:r>
-        <w:t xml:space="preserve"> </w:t>
-      </w:r>
-      <w:r>
-        <w:t xml:space="preserve">“</w:t>
-      </w:r>
-      <w:r>
-        <w:t xml:space="preserve">make it harder</w:t>
-      </w:r>
-      <w:r>
-        <w:t xml:space="preserve">”</w:t>
-      </w:r>
-      <w:r>
-        <w:t xml:space="preserve"> </w:t>
-      </w:r>
-      <w:r>
         <w:t xml:space="preserve">variation for a child one year older, written on the card; grade 8 students also write two sentences on which of the eight caregiver jobs from Lesson 3.16 the kit serves and how a babysitter would use it to handle a hard moment (a child who is bored, a child who is upset).</w:t>
       </w:r>
     </w:p>
@@ -1959,7 +2013,7 @@
       <w:pPr>
         <w:numPr>
           <w:ilvl w:val="0"/>
-          <w:numId w:val="1003"/>
+          <w:numId w:val="1006"/>
         </w:numPr>
         <w:pStyle w:val="Compact"/>
       </w:pPr>
@@ -1971,7 +2025,7 @@
       <w:pPr>
         <w:numPr>
           <w:ilvl w:val="0"/>
-          <w:numId w:val="1003"/>
+          <w:numId w:val="1006"/>
         </w:numPr>
         <w:pStyle w:val="Compact"/>
       </w:pPr>
@@ -2319,7 +2373,7 @@
       <w:pPr>
         <w:numPr>
           <w:ilvl w:val="0"/>
-          <w:numId w:val="1004"/>
+          <w:numId w:val="1007"/>
         </w:numPr>
         <w:pStyle w:val="Compact"/>
       </w:pPr>
@@ -2379,7 +2433,7 @@
       <w:pPr>
         <w:numPr>
           <w:ilvl w:val="0"/>
-          <w:numId w:val="1004"/>
+          <w:numId w:val="1007"/>
         </w:numPr>
         <w:pStyle w:val="Compact"/>
       </w:pPr>
@@ -2391,7 +2445,7 @@
       <w:pPr>
         <w:numPr>
           <w:ilvl w:val="0"/>
-          <w:numId w:val="1004"/>
+          <w:numId w:val="1007"/>
         </w:numPr>
         <w:pStyle w:val="Compact"/>
       </w:pPr>
@@ -2433,7 +2487,7 @@
       <w:pPr>
         <w:numPr>
           <w:ilvl w:val="0"/>
-          <w:numId w:val="1004"/>
+          <w:numId w:val="1007"/>
         </w:numPr>
         <w:pStyle w:val="Compact"/>
       </w:pPr>
@@ -2445,7 +2499,7 @@
       <w:pPr>
         <w:numPr>
           <w:ilvl w:val="0"/>
-          <w:numId w:val="1004"/>
+          <w:numId w:val="1007"/>
         </w:numPr>
         <w:pStyle w:val="Compact"/>
       </w:pPr>
@@ -2457,7 +2511,7 @@
       <w:pPr>
         <w:numPr>
           <w:ilvl w:val="0"/>
-          <w:numId w:val="1004"/>
+          <w:numId w:val="1007"/>
         </w:numPr>
         <w:pStyle w:val="Compact"/>
       </w:pPr>
@@ -2479,7 +2533,7 @@
       <w:pPr>
         <w:numPr>
           <w:ilvl w:val="0"/>
-          <w:numId w:val="1005"/>
+          <w:numId w:val="1008"/>
         </w:numPr>
         <w:pStyle w:val="Compact"/>
       </w:pPr>
@@ -2509,7 +2563,7 @@
       <w:pPr>
         <w:numPr>
           <w:ilvl w:val="0"/>
-          <w:numId w:val="1005"/>
+          <w:numId w:val="1008"/>
         </w:numPr>
         <w:pStyle w:val="Compact"/>
       </w:pPr>
@@ -2539,7 +2593,7 @@
       <w:pPr>
         <w:numPr>
           <w:ilvl w:val="0"/>
-          <w:numId w:val="1005"/>
+          <w:numId w:val="1008"/>
         </w:numPr>
         <w:pStyle w:val="Compact"/>
       </w:pPr>
@@ -2563,7 +2617,7 @@
       <w:pPr>
         <w:numPr>
           <w:ilvl w:val="0"/>
-          <w:numId w:val="1005"/>
+          <w:numId w:val="1008"/>
         </w:numPr>
         <w:pStyle w:val="Compact"/>
       </w:pPr>
@@ -2575,7 +2629,7 @@
       <w:pPr>
         <w:numPr>
           <w:ilvl w:val="0"/>
-          <w:numId w:val="1005"/>
+          <w:numId w:val="1008"/>
         </w:numPr>
         <w:pStyle w:val="Compact"/>
       </w:pPr>
@@ -2596,7 +2650,7 @@
       <w:pPr>
         <w:numPr>
           <w:ilvl w:val="0"/>
-          <w:numId w:val="1005"/>
+          <w:numId w:val="1008"/>
         </w:numPr>
         <w:pStyle w:val="Compact"/>
       </w:pPr>
@@ -2889,6 +2943,118 @@
       </w:pPr>
     </w:lvl>
   </w:abstractNum>
+  <w:abstractNum w:abstractNumId="99411">
+    <w:nsid w:val="71315dca"/>
+    <w:multiLevelType w:val="multilevel"/>
+    <w:lvl w:ilvl="0">
+      <w:start w:val="1"/>
+      <w:numFmt w:val="decimal"/>
+      <w:lvlText w:val="%1."/>
+      <w:lvlJc w:val="left"/>
+      <w:pPr>
+        <w:tabs>
+          <w:tab w:val="num" w:pos="0"/>
+        </w:tabs>
+        <w:ind w:left="480" w:hanging="480"/>
+      </w:pPr>
+    </w:lvl>
+    <w:lvl w:ilvl="1">
+      <w:start w:val="1"/>
+      <w:numFmt w:val="decimal"/>
+      <w:lvlText w:val="%2."/>
+      <w:lvlJc w:val="left"/>
+      <w:pPr>
+        <w:tabs>
+          <w:tab w:val="num" w:pos="720"/>
+        </w:tabs>
+        <w:ind w:left="1200" w:hanging="480"/>
+      </w:pPr>
+    </w:lvl>
+    <w:lvl w:ilvl="2">
+      <w:start w:val="1"/>
+      <w:numFmt w:val="decimal"/>
+      <w:lvlText w:val="%3."/>
+      <w:lvlJc w:val="left"/>
+      <w:pPr>
+        <w:tabs>
+          <w:tab w:val="num" w:pos="1440"/>
+        </w:tabs>
+        <w:ind w:left="1920" w:hanging="480"/>
+      </w:pPr>
+    </w:lvl>
+    <w:lvl w:ilvl="3">
+      <w:start w:val="1"/>
+      <w:numFmt w:val="decimal"/>
+      <w:lvlText w:val="%4."/>
+      <w:lvlJc w:val="left"/>
+      <w:pPr>
+        <w:tabs>
+          <w:tab w:val="num" w:pos="2160"/>
+        </w:tabs>
+        <w:ind w:left="2640" w:hanging="480"/>
+      </w:pPr>
+    </w:lvl>
+    <w:lvl w:ilvl="4">
+      <w:start w:val="1"/>
+      <w:numFmt w:val="decimal"/>
+      <w:lvlText w:val="%5."/>
+      <w:lvlJc w:val="left"/>
+      <w:pPr>
+        <w:tabs>
+          <w:tab w:val="num" w:pos="2880"/>
+        </w:tabs>
+        <w:ind w:left="3360" w:hanging="480"/>
+      </w:pPr>
+    </w:lvl>
+    <w:lvl w:ilvl="5">
+      <w:start w:val="1"/>
+      <w:numFmt w:val="decimal"/>
+      <w:lvlText w:val="%6."/>
+      <w:lvlJc w:val="left"/>
+      <w:pPr>
+        <w:tabs>
+          <w:tab w:val="num" w:pos="3600"/>
+        </w:tabs>
+        <w:ind w:left="4080" w:hanging="480"/>
+      </w:pPr>
+    </w:lvl>
+    <w:lvl w:ilvl="6">
+      <w:start w:val="1"/>
+      <w:numFmt w:val="decimal"/>
+      <w:lvlText w:val="%7."/>
+      <w:lvlJc w:val="left"/>
+      <w:pPr>
+        <w:tabs>
+          <w:tab w:val="num" w:pos="4320"/>
+        </w:tabs>
+        <w:ind w:left="4800" w:hanging="480"/>
+      </w:pPr>
+    </w:lvl>
+    <w:lvl w:ilvl="7">
+      <w:start w:val="1"/>
+      <w:numFmt w:val="decimal"/>
+      <w:lvlText w:val="%8."/>
+      <w:lvlJc w:val="left"/>
+      <w:pPr>
+        <w:tabs>
+          <w:tab w:val="num" w:pos="5040"/>
+        </w:tabs>
+        <w:ind w:left="5520" w:hanging="480"/>
+      </w:pPr>
+    </w:lvl>
+    <w:lvl w:ilvl="8">
+      <w:start w:val="1"/>
+      <w:numFmt w:val="decimal"/>
+      <w:lvlText w:val="%9."/>
+      <w:lvlJc w:val="left"/>
+      <w:pPr>
+        <w:tabs>
+          <w:tab w:val="num" w:pos="5760"/>
+        </w:tabs>
+        <w:ind w:left="6240" w:hanging="480"/>
+      </w:pPr>
+    </w:lvl>
+  </w:abstractNum>
   <w:num w:numId="1000">
     <w:abstractNumId w:val="990"/>
   </w:num>
@@ -2896,7 +3062,34 @@
     <w:abstractNumId w:val="991"/>
   </w:num>
   <w:num w:numId="1002">
-    <w:abstractNumId w:val="991"/>
+    <w:abstractNumId w:val="99411"/>
+    <w:lvlOverride w:ilvl="0">
+      <w:startOverride w:val="1"/>
+    </w:lvlOverride>
+    <w:lvlOverride w:ilvl="1">
+      <w:startOverride w:val="1"/>
+    </w:lvlOverride>
+    <w:lvlOverride w:ilvl="2">
+      <w:startOverride w:val="1"/>
+    </w:lvlOverride>
+    <w:lvlOverride w:ilvl="3">
+      <w:startOverride w:val="1"/>
+    </w:lvlOverride>
+    <w:lvlOverride w:ilvl="4">
+      <w:startOverride w:val="1"/>
+    </w:lvlOverride>
+    <w:lvlOverride w:ilvl="5">
+      <w:startOverride w:val="1"/>
+    </w:lvlOverride>
+    <w:lvlOverride w:ilvl="6">
+      <w:startOverride w:val="1"/>
+    </w:lvlOverride>
+    <w:lvlOverride w:ilvl="7">
+      <w:startOverride w:val="1"/>
+    </w:lvlOverride>
+    <w:lvlOverride w:ilvl="8">
+      <w:startOverride w:val="1"/>
+    </w:lvlOverride>
   </w:num>
   <w:num w:numId="1003">
     <w:abstractNumId w:val="991"/>
@@ -2905,6 +3098,15 @@
     <w:abstractNumId w:val="991"/>
   </w:num>
   <w:num w:numId="1005">
+    <w:abstractNumId w:val="991"/>
+  </w:num>
+  <w:num w:numId="1006">
+    <w:abstractNumId w:val="991"/>
+  </w:num>
+  <w:num w:numId="1007">
+    <w:abstractNumId w:val="991"/>
+  </w:num>
+  <w:num w:numId="1008">
     <w:abstractNumId w:val="991"/>
   </w:num>
 </w:numbering>

--- a/downloads/teacher/04 Units/Unit 03 - Human Development and Relationships - Growing Up, Getting Along/Lesson 03.18 - Project Babysitters Activity Kit.docx
+++ b/downloads/teacher/04 Units/Unit 03 - Human Development and Relationships - Growing Up, Getting Along/Lesson 03.18 - Project Babysitters Activity Kit.docx
@@ -477,22 +477,7 @@
         <w:pStyle w:val="Compact"/>
       </w:pPr>
       <w:r>
-        <w:t xml:space="preserve">The build bin, one per table</w:t>
-      </w:r>
-      <w:r>
-        <w:t xml:space="preserve"> </w:t>
-      </w:r>
-      <w:r>
-        <w:rPr>
-          <w:rStyle w:val="TeacherNote"/>
-        </w:rPr>
-        <w:t xml:space="preserve">[Sal: your bin; a workable list]:</w:t>
-      </w:r>
-      <w:r>
-        <w:t xml:space="preserve"> </w:t>
-      </w:r>
-      <w:r>
-        <w:t xml:space="preserve">zip-top bags (quart and gallon), hair gel or clear dish soap for sensory bags, food coloring, large buttons and pom-poms (over 1.75 inches for ages 2 to 3, or sealed inside a bag), paper plates, paper cups, construction paper, cardboard scraps, painter’s tape, yarn, large craft sticks, markers, glue sticks, child-safe scissors, index cards, one roll of packing tape per table</w:t>
+        <w:t xml:space="preserve">The build bin, one per table: zip-top bags (quart and gallon), hair gel or clear dish soap for sensory bags, food coloring, large buttons and pom-poms (over 1.75 inches for ages 2 to 3, or sealed inside a bag), paper plates, paper cups, construction paper, cardboard scraps, painter’s tape, yarn, large craft sticks, markers, glue sticks, child-safe scissors, index cards, one roll of packing tape per table</w:t>
       </w:r>
     </w:p>
     <w:p>
@@ -529,15 +514,6 @@
       </w:pPr>
       <w:r>
         <w:t xml:space="preserve">Setup notes: Day 1 tables of four, each student plans alone or in a pair (choice). Day 2 the build bin is out before the bell. Day 3 the showcase space is cleared and labeled with age signs (2, 3, 4, 5, 6). Allergy check: no food in any kit; if a student wants a rice or bean sensory bag, the beans stay sealed and the bag is double-bagged and taped.</w:t>
-      </w:r>
-      <w:r>
-        <w:t xml:space="preserve"> </w:t>
-      </w:r>
-      <w:r>
-        <w:rPr>
-          <w:rStyle w:val="TeacherNote"/>
-        </w:rPr>
-        <w:t xml:space="preserve">[Sal: check latex allergies before balloons; better to leave balloons out of the bin.]</w:t>
       </w:r>
     </w:p>
     <w:p>
@@ -660,7 +636,7 @@
         <w:t xml:space="preserve">“</w:t>
       </w:r>
       <w:r>
-        <w:t xml:space="preserve">Build it so that line passes. You have 24 minutes.</w:t>
+        <w:t xml:space="preserve">Build it so that line passes. You have 18 minutes.</w:t>
       </w:r>
       <w:r>
         <w:t xml:space="preserve">”</w:t>
@@ -1594,15 +1570,6 @@
             <w:r>
               <w:t xml:space="preserve">Kits go on the showcase counter under the age signs with the parent card in front. The tradition cards from Lesson 3.15 are posted on the wall above them (name optional). Run the demos in the posted order: each student (or pair) has two minutes at their kit to say the age, the area, what the child does, one safety line, and what changed after the test. Score live on the rubric’s criterion 5 (the demo) and criterion 4 (the build) on the clipboard. Students not presenting walk the showcase with the gallery card on the handout: one kit they would bring to a job and why.</w:t>
             </w:r>
-            <w:r>
-              <w:t xml:space="preserve"> </w:t>
-            </w:r>
-            <w:r>
-              <w:rPr>
-                <w:rStyle w:val="TeacherNote"/>
-              </w:rPr>
-              <w:t xml:space="preserve">[Sal: with more than 16 students, run two demo lines with a student timekeeper, or score the last few demos from the card and the kit alone, which the rubric allows.]</w:t>
-            </w:r>
           </w:p>
         </w:tc>
         <w:tc>
@@ -1952,7 +1919,7 @@
         <w:pStyle w:val="Compact"/>
       </w:pPr>
       <w:r>
-        <w:t xml:space="preserve">ELL: the kit menu has a picture for each type; the ages-and-stages chart uses short lines with an icon per area; the parent card has a picture-card option (draw the three steps, label each with one word) and sentence starters in Turkish, Portuguese, and Spanish on the project sheet (marked [check with a native speaker]); the demo may be given in a home language with the card in English, or the card may be in two languages, which a real parent might want.</w:t>
+        <w:t xml:space="preserve">ELL: the kit menu has a picture for each type; the ages-and-stages chart uses short lines with an icon per area; the parent card has a picture-card option (draw the three steps, label each with one word) and sentence starters in Turkish, Portuguese, and Spanish on the project sheet (to be verified by a native speaker); the demo may be given in a home language with the card in English, or the card may be in two languages, which a real parent might want.</w:t>
       </w:r>
     </w:p>
     <w:p>
@@ -2349,15 +2316,6 @@
       <w:r>
         <w:t xml:space="preserve">) does exactly this. The art teacher may lend the paper and yarn. Community: a public library children’s room or a family shelter’s play area sometimes accepts donated activity kits; ask first and send only the kits that passed every checklist line.</w:t>
       </w:r>
-      <w:r>
-        <w:t xml:space="preserve"> </w:t>
-      </w:r>
-      <w:r>
-        <w:rPr>
-          <w:rStyle w:val="TeacherNote"/>
-        </w:rPr>
-        <w:t xml:space="preserve">[Sal: never send a kit with a student’s last name on it.]</w:t>
-      </w:r>
     </w:p>
     <w:p>
       <w:pPr>
@@ -2516,7 +2474,7 @@
         <w:pStyle w:val="Compact"/>
       </w:pPr>
       <w:r>
-        <w:t xml:space="preserve">Sal’s own materials: the design-and-test project shape follows his Feed a Family of Four project (plan, check, build, present, self-assess) from Project 01.</w:t>
+        <w:t xml:space="preserve">My own materials: the design-and-test project shape follows my Feed a Family of Four project (plan, check, build, present, self-assess) from Project 01.</w:t>
       </w:r>
     </w:p>
     <w:p>
@@ -2635,15 +2593,6 @@
       </w:pPr>
       <w:r>
         <w:t xml:space="preserve">Budget for the unit plan: the build bin costs about $25 to $35 per class set if bought new (bags, gel, pom-poms, paper plates, yarn, tape); most of it is reusable across periods and years.</w:t>
-      </w:r>
-      <w:r>
-        <w:t xml:space="preserve"> </w:t>
-      </w:r>
-      <w:r>
-        <w:rPr>
-          <w:rStyle w:val="TeacherNote"/>
-        </w:rPr>
-        <w:t xml:space="preserve">[Sal: add this to the Unit 3 budget line.]</w:t>
       </w:r>
     </w:p>
     <w:p>
